--- a/public/templates/comunicado-dam.docx
+++ b/public/templates/comunicado-dam.docx
@@ -306,7 +306,7 @@
           <w:rFonts w:ascii="Tahoma" w:cs="Tahoma" w:eastAsia="Tahoma" w:hAnsi="Tahoma"/>
           <w:rtl w:val="0"/>
         </w:rPr>
-        <w:t xml:space="preserve">taxa correspondente a 1 (uma) Unidade Padrão Fiscal Municipal (UPFM), conforme cotação vigente na data, sem acréscimo dos valores referentes ao combustível necessário, pois o produtor detém na propriedade a quantidade necessária para o serviço, considerando o limite de até 6 (seis) horas para a execução dos serviços, conforme disposto abaixo:</w:t>
+        <w:t xml:space="preserve">taxa correspondente a 1 (uma) Unidade Padrão Fiscal Municipal (UPFM), conforme cotação vigente na data, acrescida dos valores referentes ao combustível necessário, considerando o limite de até 6 (seis) horas para a execução dos serviços, conforme disposto abaixo:</w:t>
       </w:r>
     </w:p>
     <w:p>
